--- a/deliverables/video-4-slides/hit-final/Video_4_HIT_FINAL/SHORTS/Video_4_Short_2_Chronology_Not_Explanation.docx
+++ b/deliverables/video-4-slides/hit-final/Video_4_HIT_FINAL/SHORTS/Video_4_Short_2_Chronology_Not_Explanation.docx
@@ -149,7 +149,7 @@
           <w:color w:val="1A1A1A"/>
           <w:sz w:val="27"/>
         </w:rPr>
-        <w:t>If you only list titles, companies and industries, I know the sequence.</w:t>
+        <w:t>If you only list titles, companies and industries, I know your sequence.</w:t>
       </w:r>
     </w:p>
     <w:p>
@@ -179,7 +179,7 @@
           <w:color w:val="1A1A1A"/>
           <w:sz w:val="27"/>
         </w:rPr>
-        <w:t>So after the chronology, ask:</w:t>
+        <w:t>So after the chronology, I want you to ask:</w:t>
       </w:r>
     </w:p>
     <w:p>
@@ -224,7 +224,7 @@
           <w:color w:val="1A1A1A"/>
           <w:sz w:val="27"/>
         </w:rPr>
-        <w:t>And what remained useful when the context changed?</w:t>
+        <w:t>And what stayed useful when the context changed?</w:t>
       </w:r>
     </w:p>
     <w:p>
@@ -239,7 +239,7 @@
           <w:color w:val="1A1A1A"/>
           <w:sz w:val="27"/>
         </w:rPr>
-        <w:t>That is often where a nonlinear career starts to make sense.</w:t>
+        <w:t>That is usually where a nonlinear career starts to make sense.</w:t>
       </w:r>
     </w:p>
     <w:sectPr>
